--- a/Errata.docx
+++ b/Errata.docx
@@ -1,10 +1,10 @@
 
 <file path=word/document.xml><?xml version="1.0" encoding="utf-8"?>
-<w:document xmlns:wpc="http://schemas.microsoft.com/office/word/2010/wordprocessingCanvas" xmlns:cx="http://schemas.microsoft.com/office/drawing/2014/chartex" xmlns:cx1="http://schemas.microsoft.com/office/drawing/2015/9/8/chartex" xmlns:cx2="http://schemas.microsoft.com/office/drawing/2015/10/21/chartex" xmlns:cx3="http://schemas.microsoft.com/office/drawing/2016/5/9/chartex" xmlns:cx4="http://schemas.microsoft.com/office/drawing/2016/5/10/chartex" xmlns:cx5="http://schemas.microsoft.com/office/drawing/2016/5/11/chartex" xmlns:cx6="http://schemas.microsoft.com/office/drawing/2016/5/12/chartex" xmlns:cx7="http://schemas.microsoft.com/office/drawing/2016/5/13/chartex" xmlns:cx8="http://schemas.microsoft.com/office/drawing/2016/5/14/chartex" xmlns:mc="http://schemas.openxmlformats.org/markup-compatibility/2006" xmlns:aink="http://schemas.microsoft.com/office/drawing/2016/ink" xmlns:am3d="http://schemas.microsoft.com/office/drawing/2017/model3d" xmlns:o="urn:schemas-microsoft-com:office:office" xmlns:oel="http://schemas.microsoft.com/office/2019/extlst" xmlns:r="http://schemas.openxmlformats.org/officeDocument/2006/relationships" xmlns:m="http://schemas.openxmlformats.org/officeDocument/2006/math" xmlns:v="urn:schemas-microsoft-com:vml" xmlns:wp14="http://schemas.microsoft.com/office/word/2010/wordprocessingDrawing" xmlns:wp="http://schemas.openxmlformats.org/drawingml/2006/wordprocessingDrawing" xmlns:w10="urn:schemas-microsoft-com:office:word" xmlns:w="http://schemas.openxmlformats.org/wordprocessingml/2006/main" xmlns:w14="http://schemas.microsoft.com/office/word/2010/wordml" xmlns:w15="http://schemas.microsoft.com/office/word/2012/wordml" xmlns:w16cex="http://schemas.microsoft.com/office/word/2018/wordml/cex" xmlns:w16cid="http://schemas.microsoft.com/office/word/2016/wordml/cid" xmlns:w16="http://schemas.microsoft.com/office/word/2018/wordml" xmlns:w16du="http://schemas.microsoft.com/office/word/2023/wordml/word16du" xmlns:w16sdtdh="http://schemas.microsoft.com/office/word/2020/wordml/sdtdatahash" xmlns:w16se="http://schemas.microsoft.com/office/word/2015/wordml/symex" xmlns:wpg="http://schemas.microsoft.com/office/word/2010/wordprocessingGroup" xmlns:wpi="http://schemas.microsoft.com/office/word/2010/wordprocessingInk" xmlns:wne="http://schemas.microsoft.com/office/word/2006/wordml" xmlns:wps="http://schemas.microsoft.com/office/word/2010/wordprocessingShape" mc:Ignorable="w14 w15 w16se w16cid w16 w16cex w16sdtdh w16du wp14">
+<w:document xmlns:wpc="http://schemas.microsoft.com/office/word/2010/wordprocessingCanvas" xmlns:cx="http://schemas.microsoft.com/office/drawing/2014/chartex" xmlns:cx1="http://schemas.microsoft.com/office/drawing/2015/9/8/chartex" xmlns:cx2="http://schemas.microsoft.com/office/drawing/2015/10/21/chartex" xmlns:cx3="http://schemas.microsoft.com/office/drawing/2016/5/9/chartex" xmlns:cx4="http://schemas.microsoft.com/office/drawing/2016/5/10/chartex" xmlns:cx5="http://schemas.microsoft.com/office/drawing/2016/5/11/chartex" xmlns:cx6="http://schemas.microsoft.com/office/drawing/2016/5/12/chartex" xmlns:cx7="http://schemas.microsoft.com/office/drawing/2016/5/13/chartex" xmlns:cx8="http://schemas.microsoft.com/office/drawing/2016/5/14/chartex" xmlns:mc="http://schemas.openxmlformats.org/markup-compatibility/2006" xmlns:aink="http://schemas.microsoft.com/office/drawing/2016/ink" xmlns:am3d="http://schemas.microsoft.com/office/drawing/2017/model3d" xmlns:o="urn:schemas-microsoft-com:office:office" xmlns:oel="http://schemas.microsoft.com/office/2019/extlst" xmlns:r="http://schemas.openxmlformats.org/officeDocument/2006/relationships" xmlns:m="http://schemas.openxmlformats.org/officeDocument/2006/math" xmlns:v="urn:schemas-microsoft-com:vml" xmlns:wp14="http://schemas.microsoft.com/office/word/2010/wordprocessingDrawing" xmlns:wp="http://schemas.openxmlformats.org/drawingml/2006/wordprocessingDrawing" xmlns:w10="urn:schemas-microsoft-com:office:word" xmlns:w="http://schemas.openxmlformats.org/wordprocessingml/2006/main" xmlns:w14="http://schemas.microsoft.com/office/word/2010/wordml" xmlns:w15="http://schemas.microsoft.com/office/word/2012/wordml" xmlns:w16cex="http://schemas.microsoft.com/office/word/2018/wordml/cex" xmlns:w16cid="http://schemas.microsoft.com/office/word/2016/wordml/cid" xmlns:w16="http://schemas.microsoft.com/office/word/2018/wordml" xmlns:w16du="http://schemas.microsoft.com/office/word/2023/wordml/word16du" xmlns:w16sdtdh="http://schemas.microsoft.com/office/word/2020/wordml/sdtdatahash" xmlns:w16sdtfl="http://schemas.microsoft.com/office/word/2024/wordml/sdtformatlock" xmlns:w16se="http://schemas.microsoft.com/office/word/2015/wordml/symex" xmlns:wpg="http://schemas.microsoft.com/office/word/2010/wordprocessingGroup" xmlns:wpi="http://schemas.microsoft.com/office/word/2010/wordprocessingInk" xmlns:wne="http://schemas.microsoft.com/office/word/2006/wordml" xmlns:wps="http://schemas.microsoft.com/office/word/2010/wordprocessingShape" mc:Ignorable="w14 w15 w16se w16cid w16 w16cex w16sdtdh w16sdtfl w16du wp14">
   <w:body>
     <w:p>
       <w:pPr>
-        <w:pStyle w:val="Heading1"/>
+        <w:pStyle w:val="Rubrik1"/>
         <w:rPr>
           <w:lang w:val="sv-SE"/>
         </w:rPr>
@@ -19,12 +19,86 @@
         <w:rPr>
           <w:lang w:val="sv-SE"/>
         </w:rPr>
-        <w:t>– Lär dig Python från grunden, första upplagan</w:t>
+        <w:t xml:space="preserve">– Lär dig </w:t>
+      </w:r>
+      <w:proofErr w:type="spellStart"/>
+      <w:r>
+        <w:rPr>
+          <w:lang w:val="sv-SE"/>
+        </w:rPr>
+        <w:t>Python</w:t>
+      </w:r>
+      <w:proofErr w:type="spellEnd"/>
+      <w:r>
+        <w:rPr>
+          <w:lang w:val="sv-SE"/>
+        </w:rPr>
+        <w:t xml:space="preserve"> från grunden, första upplagan</w:t>
       </w:r>
     </w:p>
     <w:p>
       <w:pPr>
-        <w:pStyle w:val="ListParagraph"/>
+        <w:pStyle w:val="Liststycke"/>
+        <w:numPr>
+          <w:ilvl w:val="0"/>
+          <w:numId w:val="1"/>
+        </w:numPr>
+        <w:rPr>
+          <w:lang w:val="sv-SE"/>
+        </w:rPr>
+      </w:pPr>
+      <w:r>
+        <w:rPr>
+          <w:lang w:val="sv-SE"/>
+        </w:rPr>
+        <w:t>På sidan 58, annotering 1 längst ned på sidan står det ”</w:t>
+      </w:r>
+      <w:r>
+        <w:rPr>
+          <w:lang w:val="sv-SE"/>
+        </w:rPr>
+        <w:t>start = 4, stop = 10, step = 3</w:t>
+      </w:r>
+      <w:r>
+        <w:rPr>
+          <w:lang w:val="sv-SE"/>
+        </w:rPr>
+        <w:t>” men det ska stå ”</w:t>
+      </w:r>
+      <w:r>
+        <w:rPr>
+          <w:lang w:val="sv-SE"/>
+        </w:rPr>
+        <w:t xml:space="preserve">start = 4, stop = </w:t>
+      </w:r>
+      <w:r>
+        <w:rPr>
+          <w:lang w:val="sv-SE"/>
+        </w:rPr>
+        <w:t>20</w:t>
+      </w:r>
+      <w:r>
+        <w:rPr>
+          <w:lang w:val="sv-SE"/>
+        </w:rPr>
+        <w:t>, step = 3</w:t>
+      </w:r>
+      <w:r>
+        <w:rPr>
+          <w:lang w:val="sv-SE"/>
+        </w:rPr>
+        <w:t xml:space="preserve">”. </w:t>
+      </w:r>
+      <w:r>
+        <w:rPr>
+          <w:lang w:val="sv-SE"/>
+        </w:rPr>
+        <w:br/>
+      </w:r>
+    </w:p>
+    <w:p>
+      <w:pPr>
+        <w:pStyle w:val="Liststycke"/>
         <w:numPr>
           <w:ilvl w:val="0"/>
           <w:numId w:val="1"/>
@@ -135,7 +209,7 @@
 </file>
 
 <file path=word/numbering.xml><?xml version="1.0" encoding="utf-8"?>
-<w:numbering xmlns:wpc="http://schemas.microsoft.com/office/word/2010/wordprocessingCanvas" xmlns:cx="http://schemas.microsoft.com/office/drawing/2014/chartex" xmlns:cx1="http://schemas.microsoft.com/office/drawing/2015/9/8/chartex" xmlns:cx2="http://schemas.microsoft.com/office/drawing/2015/10/21/chartex" xmlns:cx3="http://schemas.microsoft.com/office/drawing/2016/5/9/chartex" xmlns:cx4="http://schemas.microsoft.com/office/drawing/2016/5/10/chartex" xmlns:cx5="http://schemas.microsoft.com/office/drawing/2016/5/11/chartex" xmlns:cx6="http://schemas.microsoft.com/office/drawing/2016/5/12/chartex" xmlns:cx7="http://schemas.microsoft.com/office/drawing/2016/5/13/chartex" xmlns:cx8="http://schemas.microsoft.com/office/drawing/2016/5/14/chartex" xmlns:mc="http://schemas.openxmlformats.org/markup-compatibility/2006" xmlns:aink="http://schemas.microsoft.com/office/drawing/2016/ink" xmlns:am3d="http://schemas.microsoft.com/office/drawing/2017/model3d" xmlns:o="urn:schemas-microsoft-com:office:office" xmlns:oel="http://schemas.microsoft.com/office/2019/extlst" xmlns:r="http://schemas.openxmlformats.org/officeDocument/2006/relationships" xmlns:m="http://schemas.openxmlformats.org/officeDocument/2006/math" xmlns:v="urn:schemas-microsoft-com:vml" xmlns:wp14="http://schemas.microsoft.com/office/word/2010/wordprocessingDrawing" xmlns:wp="http://schemas.openxmlformats.org/drawingml/2006/wordprocessingDrawing" xmlns:w10="urn:schemas-microsoft-com:office:word" xmlns:w="http://schemas.openxmlformats.org/wordprocessingml/2006/main" xmlns:w14="http://schemas.microsoft.com/office/word/2010/wordml" xmlns:w15="http://schemas.microsoft.com/office/word/2012/wordml" xmlns:w16cex="http://schemas.microsoft.com/office/word/2018/wordml/cex" xmlns:w16cid="http://schemas.microsoft.com/office/word/2016/wordml/cid" xmlns:w16="http://schemas.microsoft.com/office/word/2018/wordml" xmlns:w16du="http://schemas.microsoft.com/office/word/2023/wordml/word16du" xmlns:w16sdtdh="http://schemas.microsoft.com/office/word/2020/wordml/sdtdatahash" xmlns:w16se="http://schemas.microsoft.com/office/word/2015/wordml/symex" xmlns:wpg="http://schemas.microsoft.com/office/word/2010/wordprocessingGroup" xmlns:wpi="http://schemas.microsoft.com/office/word/2010/wordprocessingInk" xmlns:wne="http://schemas.microsoft.com/office/word/2006/wordml" xmlns:wps="http://schemas.microsoft.com/office/word/2010/wordprocessingShape" mc:Ignorable="w14 w15 w16se w16cid w16 w16cex w16sdtdh w16du wp14">
+<w:numbering xmlns:wpc="http://schemas.microsoft.com/office/word/2010/wordprocessingCanvas" xmlns:cx="http://schemas.microsoft.com/office/drawing/2014/chartex" xmlns:cx1="http://schemas.microsoft.com/office/drawing/2015/9/8/chartex" xmlns:cx2="http://schemas.microsoft.com/office/drawing/2015/10/21/chartex" xmlns:cx3="http://schemas.microsoft.com/office/drawing/2016/5/9/chartex" xmlns:cx4="http://schemas.microsoft.com/office/drawing/2016/5/10/chartex" xmlns:cx5="http://schemas.microsoft.com/office/drawing/2016/5/11/chartex" xmlns:cx6="http://schemas.microsoft.com/office/drawing/2016/5/12/chartex" xmlns:cx7="http://schemas.microsoft.com/office/drawing/2016/5/13/chartex" xmlns:cx8="http://schemas.microsoft.com/office/drawing/2016/5/14/chartex" xmlns:mc="http://schemas.openxmlformats.org/markup-compatibility/2006" xmlns:aink="http://schemas.microsoft.com/office/drawing/2016/ink" xmlns:am3d="http://schemas.microsoft.com/office/drawing/2017/model3d" xmlns:o="urn:schemas-microsoft-com:office:office" xmlns:oel="http://schemas.microsoft.com/office/2019/extlst" xmlns:r="http://schemas.openxmlformats.org/officeDocument/2006/relationships" xmlns:m="http://schemas.openxmlformats.org/officeDocument/2006/math" xmlns:v="urn:schemas-microsoft-com:vml" xmlns:wp14="http://schemas.microsoft.com/office/word/2010/wordprocessingDrawing" xmlns:wp="http://schemas.openxmlformats.org/drawingml/2006/wordprocessingDrawing" xmlns:w10="urn:schemas-microsoft-com:office:word" xmlns:w="http://schemas.openxmlformats.org/wordprocessingml/2006/main" xmlns:w14="http://schemas.microsoft.com/office/word/2010/wordml" xmlns:w15="http://schemas.microsoft.com/office/word/2012/wordml" xmlns:w16cex="http://schemas.microsoft.com/office/word/2018/wordml/cex" xmlns:w16cid="http://schemas.microsoft.com/office/word/2016/wordml/cid" xmlns:w16="http://schemas.microsoft.com/office/word/2018/wordml" xmlns:w16du="http://schemas.microsoft.com/office/word/2023/wordml/word16du" xmlns:w16sdtdh="http://schemas.microsoft.com/office/word/2020/wordml/sdtdatahash" xmlns:w16sdtfl="http://schemas.microsoft.com/office/word/2024/wordml/sdtformatlock" xmlns:w16se="http://schemas.microsoft.com/office/word/2015/wordml/symex" xmlns:wpg="http://schemas.microsoft.com/office/word/2010/wordprocessingGroup" xmlns:wpi="http://schemas.microsoft.com/office/word/2010/wordprocessingInk" xmlns:wne="http://schemas.microsoft.com/office/word/2006/wordml" xmlns:wps="http://schemas.microsoft.com/office/word/2010/wordprocessingShape" mc:Ignorable="w14 w15 w16se w16cid w16 w16cex w16sdtdh w16sdtfl w16du wp14">
   <w:abstractNum w:abstractNumId="0" w15:restartNumberingAfterBreak="0">
     <w:nsid w:val="72921199"/>
     <w:multiLevelType w:val="hybridMultilevel"/>
@@ -256,7 +330,7 @@
 </file>
 
 <file path=word/styles.xml><?xml version="1.0" encoding="utf-8"?>
-<w:styles xmlns:mc="http://schemas.openxmlformats.org/markup-compatibility/2006" xmlns:r="http://schemas.openxmlformats.org/officeDocument/2006/relationships" xmlns:w="http://schemas.openxmlformats.org/wordprocessingml/2006/main" xmlns:w14="http://schemas.microsoft.com/office/word/2010/wordml" xmlns:w15="http://schemas.microsoft.com/office/word/2012/wordml" xmlns:w16cex="http://schemas.microsoft.com/office/word/2018/wordml/cex" xmlns:w16cid="http://schemas.microsoft.com/office/word/2016/wordml/cid" xmlns:w16="http://schemas.microsoft.com/office/word/2018/wordml" xmlns:w16du="http://schemas.microsoft.com/office/word/2023/wordml/word16du" xmlns:w16sdtdh="http://schemas.microsoft.com/office/word/2020/wordml/sdtdatahash" xmlns:w16se="http://schemas.microsoft.com/office/word/2015/wordml/symex" mc:Ignorable="w14 w15 w16se w16cid w16 w16cex w16sdtdh w16du">
+<w:styles xmlns:mc="http://schemas.openxmlformats.org/markup-compatibility/2006" xmlns:r="http://schemas.openxmlformats.org/officeDocument/2006/relationships" xmlns:w="http://schemas.openxmlformats.org/wordprocessingml/2006/main" xmlns:w14="http://schemas.microsoft.com/office/word/2010/wordml" xmlns:w15="http://schemas.microsoft.com/office/word/2012/wordml" xmlns:w16cex="http://schemas.microsoft.com/office/word/2018/wordml/cex" xmlns:w16cid="http://schemas.microsoft.com/office/word/2016/wordml/cid" xmlns:w16="http://schemas.microsoft.com/office/word/2018/wordml" xmlns:w16du="http://schemas.microsoft.com/office/word/2023/wordml/word16du" xmlns:w16sdtdh="http://schemas.microsoft.com/office/word/2020/wordml/sdtdatahash" xmlns:w16sdtfl="http://schemas.microsoft.com/office/word/2024/wordml/sdtformatlock" xmlns:w16se="http://schemas.microsoft.com/office/word/2015/wordml/symex" mc:Ignorable="w14 w15 w16se w16cid w16 w16cex w16sdtdh w16sdtfl w16du">
   <w:docDefaults>
     <w:rPrDefault>
       <w:rPr>
@@ -656,11 +730,11 @@
     <w:name w:val="Normal"/>
     <w:qFormat/>
   </w:style>
-  <w:style w:type="paragraph" w:styleId="Heading1">
+  <w:style w:type="paragraph" w:styleId="Rubrik1">
     <w:name w:val="heading 1"/>
     <w:basedOn w:val="Normal"/>
     <w:next w:val="Normal"/>
-    <w:link w:val="Heading1Char"/>
+    <w:link w:val="Rubrik1Char"/>
     <w:uiPriority w:val="9"/>
     <w:qFormat/>
     <w:rsid w:val="00672193"/>
@@ -677,11 +751,11 @@
       <w:szCs w:val="40"/>
     </w:rPr>
   </w:style>
-  <w:style w:type="paragraph" w:styleId="Heading2">
+  <w:style w:type="paragraph" w:styleId="Rubrik2">
     <w:name w:val="heading 2"/>
     <w:basedOn w:val="Normal"/>
     <w:next w:val="Normal"/>
-    <w:link w:val="Heading2Char"/>
+    <w:link w:val="Rubrik2Char"/>
     <w:uiPriority w:val="9"/>
     <w:semiHidden/>
     <w:unhideWhenUsed/>
@@ -700,11 +774,11 @@
       <w:szCs w:val="32"/>
     </w:rPr>
   </w:style>
-  <w:style w:type="paragraph" w:styleId="Heading3">
+  <w:style w:type="paragraph" w:styleId="Rubrik3">
     <w:name w:val="heading 3"/>
     <w:basedOn w:val="Normal"/>
     <w:next w:val="Normal"/>
-    <w:link w:val="Heading3Char"/>
+    <w:link w:val="Rubrik3Char"/>
     <w:uiPriority w:val="9"/>
     <w:semiHidden/>
     <w:unhideWhenUsed/>
@@ -723,11 +797,11 @@
       <w:szCs w:val="28"/>
     </w:rPr>
   </w:style>
-  <w:style w:type="paragraph" w:styleId="Heading4">
+  <w:style w:type="paragraph" w:styleId="Rubrik4">
     <w:name w:val="heading 4"/>
     <w:basedOn w:val="Normal"/>
     <w:next w:val="Normal"/>
-    <w:link w:val="Heading4Char"/>
+    <w:link w:val="Rubrik4Char"/>
     <w:uiPriority w:val="9"/>
     <w:semiHidden/>
     <w:unhideWhenUsed/>
@@ -746,11 +820,11 @@
       <w:color w:val="0F4761" w:themeColor="accent1" w:themeShade="BF"/>
     </w:rPr>
   </w:style>
-  <w:style w:type="paragraph" w:styleId="Heading5">
+  <w:style w:type="paragraph" w:styleId="Rubrik5">
     <w:name w:val="heading 5"/>
     <w:basedOn w:val="Normal"/>
     <w:next w:val="Normal"/>
-    <w:link w:val="Heading5Char"/>
+    <w:link w:val="Rubrik5Char"/>
     <w:uiPriority w:val="9"/>
     <w:semiHidden/>
     <w:unhideWhenUsed/>
@@ -767,11 +841,11 @@
       <w:color w:val="0F4761" w:themeColor="accent1" w:themeShade="BF"/>
     </w:rPr>
   </w:style>
-  <w:style w:type="paragraph" w:styleId="Heading6">
+  <w:style w:type="paragraph" w:styleId="Rubrik6">
     <w:name w:val="heading 6"/>
     <w:basedOn w:val="Normal"/>
     <w:next w:val="Normal"/>
-    <w:link w:val="Heading6Char"/>
+    <w:link w:val="Rubrik6Char"/>
     <w:uiPriority w:val="9"/>
     <w:semiHidden/>
     <w:unhideWhenUsed/>
@@ -790,11 +864,11 @@
       <w:color w:val="595959" w:themeColor="text1" w:themeTint="A6"/>
     </w:rPr>
   </w:style>
-  <w:style w:type="paragraph" w:styleId="Heading7">
+  <w:style w:type="paragraph" w:styleId="Rubrik7">
     <w:name w:val="heading 7"/>
     <w:basedOn w:val="Normal"/>
     <w:next w:val="Normal"/>
-    <w:link w:val="Heading7Char"/>
+    <w:link w:val="Rubrik7Char"/>
     <w:uiPriority w:val="9"/>
     <w:semiHidden/>
     <w:unhideWhenUsed/>
@@ -811,11 +885,11 @@
       <w:color w:val="595959" w:themeColor="text1" w:themeTint="A6"/>
     </w:rPr>
   </w:style>
-  <w:style w:type="paragraph" w:styleId="Heading8">
+  <w:style w:type="paragraph" w:styleId="Rubrik8">
     <w:name w:val="heading 8"/>
     <w:basedOn w:val="Normal"/>
     <w:next w:val="Normal"/>
-    <w:link w:val="Heading8Char"/>
+    <w:link w:val="Rubrik8Char"/>
     <w:uiPriority w:val="9"/>
     <w:semiHidden/>
     <w:unhideWhenUsed/>
@@ -834,11 +908,11 @@
       <w:color w:val="272727" w:themeColor="text1" w:themeTint="D8"/>
     </w:rPr>
   </w:style>
-  <w:style w:type="paragraph" w:styleId="Heading9">
+  <w:style w:type="paragraph" w:styleId="Rubrik9">
     <w:name w:val="heading 9"/>
     <w:basedOn w:val="Normal"/>
     <w:next w:val="Normal"/>
-    <w:link w:val="Heading9Char"/>
+    <w:link w:val="Rubrik9Char"/>
     <w:uiPriority w:val="9"/>
     <w:semiHidden/>
     <w:unhideWhenUsed/>
@@ -855,13 +929,12 @@
       <w:color w:val="272727" w:themeColor="text1" w:themeTint="D8"/>
     </w:rPr>
   </w:style>
-  <w:style w:type="character" w:default="1" w:styleId="DefaultParagraphFont">
+  <w:style w:type="character" w:default="1" w:styleId="Standardstycketeckensnitt">
     <w:name w:val="Default Paragraph Font"/>
     <w:uiPriority w:val="1"/>
-    <w:semiHidden/>
     <w:unhideWhenUsed/>
   </w:style>
-  <w:style w:type="table" w:default="1" w:styleId="TableNormal">
+  <w:style w:type="table" w:default="1" w:styleId="Normaltabell">
     <w:name w:val="Normal Table"/>
     <w:uiPriority w:val="99"/>
     <w:semiHidden/>
@@ -876,16 +949,16 @@
       </w:tblCellMar>
     </w:tblPr>
   </w:style>
-  <w:style w:type="numbering" w:default="1" w:styleId="NoList">
+  <w:style w:type="numbering" w:default="1" w:styleId="Ingenlista">
     <w:name w:val="No List"/>
     <w:uiPriority w:val="99"/>
     <w:semiHidden/>
     <w:unhideWhenUsed/>
   </w:style>
-  <w:style w:type="character" w:customStyle="1" w:styleId="Heading1Char">
-    <w:name w:val="Heading 1 Char"/>
-    <w:basedOn w:val="DefaultParagraphFont"/>
-    <w:link w:val="Heading1"/>
+  <w:style w:type="character" w:customStyle="1" w:styleId="Rubrik1Char">
+    <w:name w:val="Rubrik 1 Char"/>
+    <w:basedOn w:val="Standardstycketeckensnitt"/>
+    <w:link w:val="Rubrik1"/>
     <w:uiPriority w:val="9"/>
     <w:rsid w:val="00672193"/>
     <w:rPr>
@@ -895,10 +968,10 @@
       <w:szCs w:val="40"/>
     </w:rPr>
   </w:style>
-  <w:style w:type="character" w:customStyle="1" w:styleId="Heading2Char">
-    <w:name w:val="Heading 2 Char"/>
-    <w:basedOn w:val="DefaultParagraphFont"/>
-    <w:link w:val="Heading2"/>
+  <w:style w:type="character" w:customStyle="1" w:styleId="Rubrik2Char">
+    <w:name w:val="Rubrik 2 Char"/>
+    <w:basedOn w:val="Standardstycketeckensnitt"/>
+    <w:link w:val="Rubrik2"/>
     <w:uiPriority w:val="9"/>
     <w:semiHidden/>
     <w:rsid w:val="00672193"/>
@@ -909,10 +982,10 @@
       <w:szCs w:val="32"/>
     </w:rPr>
   </w:style>
-  <w:style w:type="character" w:customStyle="1" w:styleId="Heading3Char">
-    <w:name w:val="Heading 3 Char"/>
-    <w:basedOn w:val="DefaultParagraphFont"/>
-    <w:link w:val="Heading3"/>
+  <w:style w:type="character" w:customStyle="1" w:styleId="Rubrik3Char">
+    <w:name w:val="Rubrik 3 Char"/>
+    <w:basedOn w:val="Standardstycketeckensnitt"/>
+    <w:link w:val="Rubrik3"/>
     <w:uiPriority w:val="9"/>
     <w:semiHidden/>
     <w:rsid w:val="00672193"/>
@@ -923,10 +996,10 @@
       <w:szCs w:val="28"/>
     </w:rPr>
   </w:style>
-  <w:style w:type="character" w:customStyle="1" w:styleId="Heading4Char">
-    <w:name w:val="Heading 4 Char"/>
-    <w:basedOn w:val="DefaultParagraphFont"/>
-    <w:link w:val="Heading4"/>
+  <w:style w:type="character" w:customStyle="1" w:styleId="Rubrik4Char">
+    <w:name w:val="Rubrik 4 Char"/>
+    <w:basedOn w:val="Standardstycketeckensnitt"/>
+    <w:link w:val="Rubrik4"/>
     <w:uiPriority w:val="9"/>
     <w:semiHidden/>
     <w:rsid w:val="00672193"/>
@@ -937,10 +1010,10 @@
       <w:color w:val="0F4761" w:themeColor="accent1" w:themeShade="BF"/>
     </w:rPr>
   </w:style>
-  <w:style w:type="character" w:customStyle="1" w:styleId="Heading5Char">
-    <w:name w:val="Heading 5 Char"/>
-    <w:basedOn w:val="DefaultParagraphFont"/>
-    <w:link w:val="Heading5"/>
+  <w:style w:type="character" w:customStyle="1" w:styleId="Rubrik5Char">
+    <w:name w:val="Rubrik 5 Char"/>
+    <w:basedOn w:val="Standardstycketeckensnitt"/>
+    <w:link w:val="Rubrik5"/>
     <w:uiPriority w:val="9"/>
     <w:semiHidden/>
     <w:rsid w:val="00672193"/>
@@ -949,10 +1022,10 @@
       <w:color w:val="0F4761" w:themeColor="accent1" w:themeShade="BF"/>
     </w:rPr>
   </w:style>
-  <w:style w:type="character" w:customStyle="1" w:styleId="Heading6Char">
-    <w:name w:val="Heading 6 Char"/>
-    <w:basedOn w:val="DefaultParagraphFont"/>
-    <w:link w:val="Heading6"/>
+  <w:style w:type="character" w:customStyle="1" w:styleId="Rubrik6Char">
+    <w:name w:val="Rubrik 6 Char"/>
+    <w:basedOn w:val="Standardstycketeckensnitt"/>
+    <w:link w:val="Rubrik6"/>
     <w:uiPriority w:val="9"/>
     <w:semiHidden/>
     <w:rsid w:val="00672193"/>
@@ -963,10 +1036,10 @@
       <w:color w:val="595959" w:themeColor="text1" w:themeTint="A6"/>
     </w:rPr>
   </w:style>
-  <w:style w:type="character" w:customStyle="1" w:styleId="Heading7Char">
-    <w:name w:val="Heading 7 Char"/>
-    <w:basedOn w:val="DefaultParagraphFont"/>
-    <w:link w:val="Heading7"/>
+  <w:style w:type="character" w:customStyle="1" w:styleId="Rubrik7Char">
+    <w:name w:val="Rubrik 7 Char"/>
+    <w:basedOn w:val="Standardstycketeckensnitt"/>
+    <w:link w:val="Rubrik7"/>
     <w:uiPriority w:val="9"/>
     <w:semiHidden/>
     <w:rsid w:val="00672193"/>
@@ -975,10 +1048,10 @@
       <w:color w:val="595959" w:themeColor="text1" w:themeTint="A6"/>
     </w:rPr>
   </w:style>
-  <w:style w:type="character" w:customStyle="1" w:styleId="Heading8Char">
-    <w:name w:val="Heading 8 Char"/>
-    <w:basedOn w:val="DefaultParagraphFont"/>
-    <w:link w:val="Heading8"/>
+  <w:style w:type="character" w:customStyle="1" w:styleId="Rubrik8Char">
+    <w:name w:val="Rubrik 8 Char"/>
+    <w:basedOn w:val="Standardstycketeckensnitt"/>
+    <w:link w:val="Rubrik8"/>
     <w:uiPriority w:val="9"/>
     <w:semiHidden/>
     <w:rsid w:val="00672193"/>
@@ -989,10 +1062,10 @@
       <w:color w:val="272727" w:themeColor="text1" w:themeTint="D8"/>
     </w:rPr>
   </w:style>
-  <w:style w:type="character" w:customStyle="1" w:styleId="Heading9Char">
-    <w:name w:val="Heading 9 Char"/>
-    <w:basedOn w:val="DefaultParagraphFont"/>
-    <w:link w:val="Heading9"/>
+  <w:style w:type="character" w:customStyle="1" w:styleId="Rubrik9Char">
+    <w:name w:val="Rubrik 9 Char"/>
+    <w:basedOn w:val="Standardstycketeckensnitt"/>
+    <w:link w:val="Rubrik9"/>
     <w:uiPriority w:val="9"/>
     <w:semiHidden/>
     <w:rsid w:val="00672193"/>
@@ -1001,11 +1074,11 @@
       <w:color w:val="272727" w:themeColor="text1" w:themeTint="D8"/>
     </w:rPr>
   </w:style>
-  <w:style w:type="paragraph" w:styleId="Title">
+  <w:style w:type="paragraph" w:styleId="Rubrik">
     <w:name w:val="Title"/>
     <w:basedOn w:val="Normal"/>
     <w:next w:val="Normal"/>
-    <w:link w:val="TitleChar"/>
+    <w:link w:val="RubrikChar"/>
     <w:uiPriority w:val="10"/>
     <w:qFormat/>
     <w:rsid w:val="00672193"/>
@@ -1021,10 +1094,10 @@
       <w:szCs w:val="56"/>
     </w:rPr>
   </w:style>
-  <w:style w:type="character" w:customStyle="1" w:styleId="TitleChar">
-    <w:name w:val="Title Char"/>
-    <w:basedOn w:val="DefaultParagraphFont"/>
-    <w:link w:val="Title"/>
+  <w:style w:type="character" w:customStyle="1" w:styleId="RubrikChar">
+    <w:name w:val="Rubrik Char"/>
+    <w:basedOn w:val="Standardstycketeckensnitt"/>
+    <w:link w:val="Rubrik"/>
     <w:uiPriority w:val="10"/>
     <w:rsid w:val="00672193"/>
     <w:rPr>
@@ -1035,11 +1108,11 @@
       <w:szCs w:val="56"/>
     </w:rPr>
   </w:style>
-  <w:style w:type="paragraph" w:styleId="Subtitle">
+  <w:style w:type="paragraph" w:styleId="Underrubrik">
     <w:name w:val="Subtitle"/>
     <w:basedOn w:val="Normal"/>
     <w:next w:val="Normal"/>
-    <w:link w:val="SubtitleChar"/>
+    <w:link w:val="UnderrubrikChar"/>
     <w:uiPriority w:val="11"/>
     <w:qFormat/>
     <w:rsid w:val="00672193"/>
@@ -1056,10 +1129,10 @@
       <w:szCs w:val="28"/>
     </w:rPr>
   </w:style>
-  <w:style w:type="character" w:customStyle="1" w:styleId="SubtitleChar">
-    <w:name w:val="Subtitle Char"/>
-    <w:basedOn w:val="DefaultParagraphFont"/>
-    <w:link w:val="Subtitle"/>
+  <w:style w:type="character" w:customStyle="1" w:styleId="UnderrubrikChar">
+    <w:name w:val="Underrubrik Char"/>
+    <w:basedOn w:val="Standardstycketeckensnitt"/>
+    <w:link w:val="Underrubrik"/>
     <w:uiPriority w:val="11"/>
     <w:rsid w:val="00672193"/>
     <w:rPr>
@@ -1070,11 +1143,11 @@
       <w:szCs w:val="28"/>
     </w:rPr>
   </w:style>
-  <w:style w:type="paragraph" w:styleId="Quote">
+  <w:style w:type="paragraph" w:styleId="Citat">
     <w:name w:val="Quote"/>
     <w:basedOn w:val="Normal"/>
     <w:next w:val="Normal"/>
-    <w:link w:val="QuoteChar"/>
+    <w:link w:val="CitatChar"/>
     <w:uiPriority w:val="29"/>
     <w:qFormat/>
     <w:rsid w:val="00672193"/>
@@ -1088,10 +1161,10 @@
       <w:color w:val="404040" w:themeColor="text1" w:themeTint="BF"/>
     </w:rPr>
   </w:style>
-  <w:style w:type="character" w:customStyle="1" w:styleId="QuoteChar">
-    <w:name w:val="Quote Char"/>
-    <w:basedOn w:val="DefaultParagraphFont"/>
-    <w:link w:val="Quote"/>
+  <w:style w:type="character" w:customStyle="1" w:styleId="CitatChar">
+    <w:name w:val="Citat Char"/>
+    <w:basedOn w:val="Standardstycketeckensnitt"/>
+    <w:link w:val="Citat"/>
     <w:uiPriority w:val="29"/>
     <w:rsid w:val="00672193"/>
     <w:rPr>
@@ -1100,7 +1173,7 @@
       <w:color w:val="404040" w:themeColor="text1" w:themeTint="BF"/>
     </w:rPr>
   </w:style>
-  <w:style w:type="paragraph" w:styleId="ListParagraph">
+  <w:style w:type="paragraph" w:styleId="Liststycke">
     <w:name w:val="List Paragraph"/>
     <w:basedOn w:val="Normal"/>
     <w:uiPriority w:val="34"/>
@@ -1111,9 +1184,9 @@
       <w:contextualSpacing/>
     </w:pPr>
   </w:style>
-  <w:style w:type="character" w:styleId="IntenseEmphasis">
+  <w:style w:type="character" w:styleId="Starkbetoning">
     <w:name w:val="Intense Emphasis"/>
-    <w:basedOn w:val="DefaultParagraphFont"/>
+    <w:basedOn w:val="Standardstycketeckensnitt"/>
     <w:uiPriority w:val="21"/>
     <w:qFormat/>
     <w:rsid w:val="00672193"/>
@@ -1123,11 +1196,11 @@
       <w:color w:val="0F4761" w:themeColor="accent1" w:themeShade="BF"/>
     </w:rPr>
   </w:style>
-  <w:style w:type="paragraph" w:styleId="IntenseQuote">
+  <w:style w:type="paragraph" w:styleId="Starktcitat">
     <w:name w:val="Intense Quote"/>
     <w:basedOn w:val="Normal"/>
     <w:next w:val="Normal"/>
-    <w:link w:val="IntenseQuoteChar"/>
+    <w:link w:val="StarktcitatChar"/>
     <w:uiPriority w:val="30"/>
     <w:qFormat/>
     <w:rsid w:val="00672193"/>
@@ -1146,10 +1219,10 @@
       <w:color w:val="0F4761" w:themeColor="accent1" w:themeShade="BF"/>
     </w:rPr>
   </w:style>
-  <w:style w:type="character" w:customStyle="1" w:styleId="IntenseQuoteChar">
-    <w:name w:val="Intense Quote Char"/>
-    <w:basedOn w:val="DefaultParagraphFont"/>
-    <w:link w:val="IntenseQuote"/>
+  <w:style w:type="character" w:customStyle="1" w:styleId="StarktcitatChar">
+    <w:name w:val="Starkt citat Char"/>
+    <w:basedOn w:val="Standardstycketeckensnitt"/>
+    <w:link w:val="Starktcitat"/>
     <w:uiPriority w:val="30"/>
     <w:rsid w:val="00672193"/>
     <w:rPr>
@@ -1158,9 +1231,9 @@
       <w:color w:val="0F4761" w:themeColor="accent1" w:themeShade="BF"/>
     </w:rPr>
   </w:style>
-  <w:style w:type="character" w:styleId="IntenseReference">
+  <w:style w:type="character" w:styleId="Starkreferens">
     <w:name w:val="Intense Reference"/>
-    <w:basedOn w:val="DefaultParagraphFont"/>
+    <w:basedOn w:val="Standardstycketeckensnitt"/>
     <w:uiPriority w:val="32"/>
     <w:qFormat/>
     <w:rsid w:val="00672193"/>
@@ -1471,6 +1544,23 @@
 </file>
 
 <file path=customXml/item1.xml><?xml version="1.0" encoding="utf-8"?>
+<p:properties xmlns:p="http://schemas.microsoft.com/office/2006/metadata/properties" xmlns:xsi="http://www.w3.org/2001/XMLSchema-instance" xmlns:pc="http://schemas.microsoft.com/office/infopath/2007/PartnerControls">
+  <documentManagement>
+    <_activity xmlns="a4c2cbb4-8134-4d46-845d-282f2271a75a" xsi:nil="true"/>
+  </documentManagement>
+</p:properties>
+</file>
+
+<file path=customXml/item2.xml><?xml version="1.0" encoding="utf-8"?>
+<?mso-contentType ?>
+<FormTemplates xmlns="http://schemas.microsoft.com/sharepoint/v3/contenttype/forms">
+  <Display>DocumentLibraryForm</Display>
+  <Edit>DocumentLibraryForm</Edit>
+  <New>DocumentLibraryForm</New>
+</FormTemplates>
+</file>
+
+<file path=customXml/item3.xml><?xml version="1.0" encoding="utf-8"?>
 <ct:contentTypeSchema xmlns:ct="http://schemas.microsoft.com/office/2006/metadata/contentType" xmlns:ma="http://schemas.microsoft.com/office/2006/metadata/properties/metaAttributes" ct:_="" ma:_="" ma:contentTypeName="Document" ma:contentTypeID="0x010100689D0E9D98DCEF43993A2A748B40C2C9" ma:contentTypeVersion="15" ma:contentTypeDescription="Create a new document." ma:contentTypeScope="" ma:versionID="b7dc3cdd20db6636d9d3072a2b7b72d3">
   <xsd:schema xmlns:xsd="http://www.w3.org/2001/XMLSchema" xmlns:xs="http://www.w3.org/2001/XMLSchema" xmlns:p="http://schemas.microsoft.com/office/2006/metadata/properties" xmlns:ns3="97ac4803-7506-47c8-bedd-a68c796873c1" xmlns:ns4="a4c2cbb4-8134-4d46-845d-282f2271a75a" targetNamespace="http://schemas.microsoft.com/office/2006/metadata/properties" ma:root="true" ma:fieldsID="0e7a43b78e373c64118b7824f11df2a2" ns3:_="" ns4:_="">
     <xsd:import namespace="97ac4803-7506-47c8-bedd-a68c796873c1"/>
@@ -1703,24 +1793,25 @@
 </ct:contentTypeSchema>
 </file>
 
-<file path=customXml/item2.xml><?xml version="1.0" encoding="utf-8"?>
-<?mso-contentType ?>
-<FormTemplates xmlns="http://schemas.microsoft.com/sharepoint/v3/contenttype/forms">
-  <Display>DocumentLibraryForm</Display>
-  <Edit>DocumentLibraryForm</Edit>
-  <New>DocumentLibraryForm</New>
-</FormTemplates>
+<file path=customXml/itemProps1.xml><?xml version="1.0" encoding="utf-8"?>
+<ds:datastoreItem xmlns:ds="http://schemas.openxmlformats.org/officeDocument/2006/customXml" ds:itemID="{3AA1237F-58EB-4E90-BE56-3729BC22A337}">
+  <ds:schemaRefs>
+    <ds:schemaRef ds:uri="http://schemas.microsoft.com/office/2006/metadata/properties"/>
+    <ds:schemaRef ds:uri="http://schemas.microsoft.com/office/infopath/2007/PartnerControls"/>
+    <ds:schemaRef ds:uri="a4c2cbb4-8134-4d46-845d-282f2271a75a"/>
+  </ds:schemaRefs>
+</ds:datastoreItem>
 </file>
 
-<file path=customXml/item3.xml><?xml version="1.0" encoding="utf-8"?>
-<p:properties xmlns:p="http://schemas.microsoft.com/office/2006/metadata/properties" xmlns:xsi="http://www.w3.org/2001/XMLSchema-instance" xmlns:pc="http://schemas.microsoft.com/office/infopath/2007/PartnerControls">
-  <documentManagement>
-    <_activity xmlns="a4c2cbb4-8134-4d46-845d-282f2271a75a" xsi:nil="true"/>
-  </documentManagement>
-</p:properties>
+<file path=customXml/itemProps2.xml><?xml version="1.0" encoding="utf-8"?>
+<ds:datastoreItem xmlns:ds="http://schemas.openxmlformats.org/officeDocument/2006/customXml" ds:itemID="{98F6F571-3E6A-4FC9-B06F-DB76433C9F52}">
+  <ds:schemaRefs>
+    <ds:schemaRef ds:uri="http://schemas.microsoft.com/sharepoint/v3/contenttype/forms"/>
+  </ds:schemaRefs>
+</ds:datastoreItem>
 </file>
 
-<file path=customXml/itemProps1.xml><?xml version="1.0" encoding="utf-8"?>
+<file path=customXml/itemProps3.xml><?xml version="1.0" encoding="utf-8"?>
 <ds:datastoreItem xmlns:ds="http://schemas.openxmlformats.org/officeDocument/2006/customXml" ds:itemID="{DC53359B-CC4D-46D9-83BD-661E881698FD}">
   <ds:schemaRefs>
     <ds:schemaRef ds:uri="http://schemas.microsoft.com/office/2006/metadata/contentType"/>
@@ -1737,22 +1828,4 @@
     <ds:schemaRef ds:uri="http://schemas.microsoft.com/internal/obd"/>
   </ds:schemaRefs>
 </ds:datastoreItem>
-</file>
-
-<file path=customXml/itemProps2.xml><?xml version="1.0" encoding="utf-8"?>
-<ds:datastoreItem xmlns:ds="http://schemas.openxmlformats.org/officeDocument/2006/customXml" ds:itemID="{98F6F571-3E6A-4FC9-B06F-DB76433C9F52}">
-  <ds:schemaRefs>
-    <ds:schemaRef ds:uri="http://schemas.microsoft.com/sharepoint/v3/contenttype/forms"/>
-  </ds:schemaRefs>
-</ds:datastoreItem>
-</file>
-
-<file path=customXml/itemProps3.xml><?xml version="1.0" encoding="utf-8"?>
-<ds:datastoreItem xmlns:ds="http://schemas.openxmlformats.org/officeDocument/2006/customXml" ds:itemID="{3AA1237F-58EB-4E90-BE56-3729BC22A337}">
-  <ds:schemaRefs>
-    <ds:schemaRef ds:uri="http://schemas.microsoft.com/office/2006/metadata/properties"/>
-    <ds:schemaRef ds:uri="http://schemas.microsoft.com/office/infopath/2007/PartnerControls"/>
-    <ds:schemaRef ds:uri="a4c2cbb4-8134-4d46-845d-282f2271a75a"/>
-  </ds:schemaRefs>
-</ds:datastoreItem>
 </file>
--- a/Errata.docx
+++ b/Errata.docx
@@ -51,43 +51,217 @@
         <w:rPr>
           <w:lang w:val="sv-SE"/>
         </w:rPr>
-        <w:t>På sidan 58, annotering 1 längst ned på sidan står det ”</w:t>
-      </w:r>
-      <w:r>
-        <w:rPr>
-          <w:lang w:val="sv-SE"/>
-        </w:rPr>
-        <w:t>start = 4, stop = 10, step = 3</w:t>
-      </w:r>
-      <w:r>
-        <w:rPr>
-          <w:lang w:val="sv-SE"/>
-        </w:rPr>
-        <w:t>” men det ska stå ”</w:t>
-      </w:r>
-      <w:r>
-        <w:rPr>
-          <w:lang w:val="sv-SE"/>
-        </w:rPr>
-        <w:t xml:space="preserve">start = 4, stop = </w:t>
-      </w:r>
-      <w:r>
-        <w:rPr>
-          <w:lang w:val="sv-SE"/>
-        </w:rPr>
-        <w:t>20</w:t>
-      </w:r>
-      <w:r>
-        <w:rPr>
-          <w:lang w:val="sv-SE"/>
-        </w:rPr>
-        <w:t>, step = 3</w:t>
-      </w:r>
-      <w:r>
-        <w:rPr>
-          <w:lang w:val="sv-SE"/>
-        </w:rPr>
-        <w:t xml:space="preserve">”. </w:t>
+        <w:t xml:space="preserve">På sidan 27, står det </w:t>
+      </w:r>
+      <w:r>
+        <w:rPr>
+          <w:i/>
+          <w:iCs/>
+          <w:lang w:val="sv-SE"/>
+        </w:rPr>
+        <w:t>”</w:t>
+      </w:r>
+      <w:r>
+        <w:rPr>
+          <w:i/>
+          <w:iCs/>
+          <w:lang w:val="sv-SE"/>
+        </w:rPr>
+        <w:t xml:space="preserve">Index 2:4 </w:t>
+      </w:r>
+      <w:r>
+        <w:rPr>
+          <w:rFonts w:hint="eastAsia"/>
+          <w:i/>
+          <w:iCs/>
+          <w:lang w:val="sv-SE"/>
+        </w:rPr>
+        <w:t>ä</w:t>
+      </w:r>
+      <w:r>
+        <w:rPr>
+          <w:i/>
+          <w:iCs/>
+          <w:lang w:val="sv-SE"/>
+        </w:rPr>
+        <w:t>r det andra till och med det tredje tecknet i str</w:t>
+      </w:r>
+      <w:r>
+        <w:rPr>
+          <w:rFonts w:hint="eastAsia"/>
+          <w:i/>
+          <w:iCs/>
+          <w:lang w:val="sv-SE"/>
+        </w:rPr>
+        <w:t>ä</w:t>
+      </w:r>
+      <w:r>
+        <w:rPr>
+          <w:i/>
+          <w:iCs/>
+          <w:lang w:val="sv-SE"/>
+        </w:rPr>
+        <w:t>ngen.</w:t>
+      </w:r>
+      <w:r>
+        <w:rPr>
+          <w:i/>
+          <w:iCs/>
+          <w:lang w:val="sv-SE"/>
+        </w:rPr>
+        <w:t>”</w:t>
+      </w:r>
+      <w:r>
+        <w:rPr>
+          <w:lang w:val="sv-SE"/>
+        </w:rPr>
+        <w:t xml:space="preserve"> men det ska stå </w:t>
+      </w:r>
+      <w:r>
+        <w:rPr>
+          <w:i/>
+          <w:iCs/>
+          <w:lang w:val="sv-SE"/>
+        </w:rPr>
+        <w:t xml:space="preserve">”Index 2:4 </w:t>
+      </w:r>
+      <w:r>
+        <w:rPr>
+          <w:rFonts w:hint="eastAsia"/>
+          <w:i/>
+          <w:iCs/>
+          <w:lang w:val="sv-SE"/>
+        </w:rPr>
+        <w:t>ä</w:t>
+      </w:r>
+      <w:r>
+        <w:rPr>
+          <w:i/>
+          <w:iCs/>
+          <w:lang w:val="sv-SE"/>
+        </w:rPr>
+        <w:t xml:space="preserve">r det </w:t>
+      </w:r>
+      <w:r>
+        <w:rPr>
+          <w:i/>
+          <w:iCs/>
+          <w:lang w:val="sv-SE"/>
+        </w:rPr>
+        <w:t>tredje</w:t>
+      </w:r>
+      <w:r>
+        <w:rPr>
+          <w:i/>
+          <w:iCs/>
+          <w:lang w:val="sv-SE"/>
+        </w:rPr>
+        <w:t xml:space="preserve"> till och med det </w:t>
+      </w:r>
+      <w:r>
+        <w:rPr>
+          <w:i/>
+          <w:iCs/>
+          <w:lang w:val="sv-SE"/>
+        </w:rPr>
+        <w:t>fjärde</w:t>
+      </w:r>
+      <w:r>
+        <w:rPr>
+          <w:i/>
+          <w:iCs/>
+          <w:lang w:val="sv-SE"/>
+        </w:rPr>
+        <w:t xml:space="preserve"> tecknet i str</w:t>
+      </w:r>
+      <w:r>
+        <w:rPr>
+          <w:rFonts w:hint="eastAsia"/>
+          <w:i/>
+          <w:iCs/>
+          <w:lang w:val="sv-SE"/>
+        </w:rPr>
+        <w:t>ä</w:t>
+      </w:r>
+      <w:r>
+        <w:rPr>
+          <w:i/>
+          <w:iCs/>
+          <w:lang w:val="sv-SE"/>
+        </w:rPr>
+        <w:t>ngen.”</w:t>
+      </w:r>
+      <w:r>
+        <w:rPr>
+          <w:lang w:val="sv-SE"/>
+        </w:rPr>
+        <w:t xml:space="preserve"> Detta eftersom indexering i </w:t>
+      </w:r>
+      <w:proofErr w:type="spellStart"/>
+      <w:r>
+        <w:rPr>
+          <w:lang w:val="sv-SE"/>
+        </w:rPr>
+        <w:t>Python</w:t>
+      </w:r>
+      <w:proofErr w:type="spellEnd"/>
+      <w:r>
+        <w:rPr>
+          <w:lang w:val="sv-SE"/>
+        </w:rPr>
+        <w:t xml:space="preserve"> börjar från 0. </w:t>
+      </w:r>
+      <w:r>
+        <w:rPr>
+          <w:lang w:val="sv-SE"/>
+        </w:rPr>
+        <w:br/>
+      </w:r>
+    </w:p>
+    <w:p>
+      <w:pPr>
+        <w:pStyle w:val="Liststycke"/>
+        <w:numPr>
+          <w:ilvl w:val="0"/>
+          <w:numId w:val="1"/>
+        </w:numPr>
+        <w:rPr>
+          <w:lang w:val="sv-SE"/>
+        </w:rPr>
+      </w:pPr>
+      <w:r>
+        <w:rPr>
+          <w:lang w:val="sv-SE"/>
+        </w:rPr>
+        <w:t xml:space="preserve">På sidan 58, annotering 1 längst ned på sidan står det </w:t>
+      </w:r>
+      <w:r>
+        <w:rPr>
+          <w:i/>
+          <w:iCs/>
+          <w:lang w:val="sv-SE"/>
+        </w:rPr>
+        <w:t>”start = 4, stop = 10, step = 3”</w:t>
+      </w:r>
+      <w:r>
+        <w:rPr>
+          <w:lang w:val="sv-SE"/>
+        </w:rPr>
+        <w:t xml:space="preserve"> men det ska stå </w:t>
+      </w:r>
+      <w:r>
+        <w:rPr>
+          <w:i/>
+          <w:iCs/>
+          <w:lang w:val="sv-SE"/>
+        </w:rPr>
+        <w:t>”start = 4, stop = 20, step = 3”</w:t>
+      </w:r>
+      <w:r>
+        <w:rPr>
+          <w:lang w:val="sv-SE"/>
+        </w:rPr>
+        <w:t xml:space="preserve">. </w:t>
       </w:r>
       <w:r>
         <w:rPr>
@@ -1544,23 +1718,6 @@
 </file>
 
 <file path=customXml/item1.xml><?xml version="1.0" encoding="utf-8"?>
-<p:properties xmlns:p="http://schemas.microsoft.com/office/2006/metadata/properties" xmlns:xsi="http://www.w3.org/2001/XMLSchema-instance" xmlns:pc="http://schemas.microsoft.com/office/infopath/2007/PartnerControls">
-  <documentManagement>
-    <_activity xmlns="a4c2cbb4-8134-4d46-845d-282f2271a75a" xsi:nil="true"/>
-  </documentManagement>
-</p:properties>
-</file>
-
-<file path=customXml/item2.xml><?xml version="1.0" encoding="utf-8"?>
-<?mso-contentType ?>
-<FormTemplates xmlns="http://schemas.microsoft.com/sharepoint/v3/contenttype/forms">
-  <Display>DocumentLibraryForm</Display>
-  <Edit>DocumentLibraryForm</Edit>
-  <New>DocumentLibraryForm</New>
-</FormTemplates>
-</file>
-
-<file path=customXml/item3.xml><?xml version="1.0" encoding="utf-8"?>
 <ct:contentTypeSchema xmlns:ct="http://schemas.microsoft.com/office/2006/metadata/contentType" xmlns:ma="http://schemas.microsoft.com/office/2006/metadata/properties/metaAttributes" ct:_="" ma:_="" ma:contentTypeName="Document" ma:contentTypeID="0x010100689D0E9D98DCEF43993A2A748B40C2C9" ma:contentTypeVersion="15" ma:contentTypeDescription="Create a new document." ma:contentTypeScope="" ma:versionID="b7dc3cdd20db6636d9d3072a2b7b72d3">
   <xsd:schema xmlns:xsd="http://www.w3.org/2001/XMLSchema" xmlns:xs="http://www.w3.org/2001/XMLSchema" xmlns:p="http://schemas.microsoft.com/office/2006/metadata/properties" xmlns:ns3="97ac4803-7506-47c8-bedd-a68c796873c1" xmlns:ns4="a4c2cbb4-8134-4d46-845d-282f2271a75a" targetNamespace="http://schemas.microsoft.com/office/2006/metadata/properties" ma:root="true" ma:fieldsID="0e7a43b78e373c64118b7824f11df2a2" ns3:_="" ns4:_="">
     <xsd:import namespace="97ac4803-7506-47c8-bedd-a68c796873c1"/>
@@ -1793,25 +1950,24 @@
 </ct:contentTypeSchema>
 </file>
 
-<file path=customXml/itemProps1.xml><?xml version="1.0" encoding="utf-8"?>
-<ds:datastoreItem xmlns:ds="http://schemas.openxmlformats.org/officeDocument/2006/customXml" ds:itemID="{3AA1237F-58EB-4E90-BE56-3729BC22A337}">
-  <ds:schemaRefs>
-    <ds:schemaRef ds:uri="http://schemas.microsoft.com/office/2006/metadata/properties"/>
-    <ds:schemaRef ds:uri="http://schemas.microsoft.com/office/infopath/2007/PartnerControls"/>
-    <ds:schemaRef ds:uri="a4c2cbb4-8134-4d46-845d-282f2271a75a"/>
-  </ds:schemaRefs>
-</ds:datastoreItem>
+<file path=customXml/item2.xml><?xml version="1.0" encoding="utf-8"?>
+<?mso-contentType ?>
+<FormTemplates xmlns="http://schemas.microsoft.com/sharepoint/v3/contenttype/forms">
+  <Display>DocumentLibraryForm</Display>
+  <Edit>DocumentLibraryForm</Edit>
+  <New>DocumentLibraryForm</New>
+</FormTemplates>
 </file>
 
-<file path=customXml/itemProps2.xml><?xml version="1.0" encoding="utf-8"?>
-<ds:datastoreItem xmlns:ds="http://schemas.openxmlformats.org/officeDocument/2006/customXml" ds:itemID="{98F6F571-3E6A-4FC9-B06F-DB76433C9F52}">
-  <ds:schemaRefs>
-    <ds:schemaRef ds:uri="http://schemas.microsoft.com/sharepoint/v3/contenttype/forms"/>
-  </ds:schemaRefs>
-</ds:datastoreItem>
+<file path=customXml/item3.xml><?xml version="1.0" encoding="utf-8"?>
+<p:properties xmlns:p="http://schemas.microsoft.com/office/2006/metadata/properties" xmlns:xsi="http://www.w3.org/2001/XMLSchema-instance" xmlns:pc="http://schemas.microsoft.com/office/infopath/2007/PartnerControls">
+  <documentManagement>
+    <_activity xmlns="a4c2cbb4-8134-4d46-845d-282f2271a75a" xsi:nil="true"/>
+  </documentManagement>
+</p:properties>
 </file>
 
-<file path=customXml/itemProps3.xml><?xml version="1.0" encoding="utf-8"?>
+<file path=customXml/itemProps1.xml><?xml version="1.0" encoding="utf-8"?>
 <ds:datastoreItem xmlns:ds="http://schemas.openxmlformats.org/officeDocument/2006/customXml" ds:itemID="{DC53359B-CC4D-46D9-83BD-661E881698FD}">
   <ds:schemaRefs>
     <ds:schemaRef ds:uri="http://schemas.microsoft.com/office/2006/metadata/contentType"/>
@@ -1828,4 +1984,22 @@
     <ds:schemaRef ds:uri="http://schemas.microsoft.com/internal/obd"/>
   </ds:schemaRefs>
 </ds:datastoreItem>
+</file>
+
+<file path=customXml/itemProps2.xml><?xml version="1.0" encoding="utf-8"?>
+<ds:datastoreItem xmlns:ds="http://schemas.openxmlformats.org/officeDocument/2006/customXml" ds:itemID="{98F6F571-3E6A-4FC9-B06F-DB76433C9F52}">
+  <ds:schemaRefs>
+    <ds:schemaRef ds:uri="http://schemas.microsoft.com/sharepoint/v3/contenttype/forms"/>
+  </ds:schemaRefs>
+</ds:datastoreItem>
+</file>
+
+<file path=customXml/itemProps3.xml><?xml version="1.0" encoding="utf-8"?>
+<ds:datastoreItem xmlns:ds="http://schemas.openxmlformats.org/officeDocument/2006/customXml" ds:itemID="{3AA1237F-58EB-4E90-BE56-3729BC22A337}">
+  <ds:schemaRefs>
+    <ds:schemaRef ds:uri="http://schemas.microsoft.com/office/2006/metadata/properties"/>
+    <ds:schemaRef ds:uri="http://schemas.microsoft.com/office/infopath/2007/PartnerControls"/>
+    <ds:schemaRef ds:uri="a4c2cbb4-8134-4d46-845d-282f2271a75a"/>
+  </ds:schemaRefs>
+</ds:datastoreItem>
 </file>